--- a/courts/ninth-circuit/california/state/courts-of-appeal/motion-brief/usage/OUTPUT-motion-brief.docx
+++ b/courts/ninth-circuit/california/state/courts-of-appeal/motion-brief/usage/OUTPUT-motion-brief.docx
@@ -1173,9 +1173,7 @@
         <w:t xml:space="preserve"> </w:t>
       </w:r>
       <w:r>
-        <w:t xml:space="preserve">216</w:t>
-        <w:noBreakHyphen/>
-        <w:t xml:space="preserve">4444</w:t>
+        <w:t xml:space="preserve">216-⁠4444</w:t>
       </w:r>
     </w:p>
     <w:p>
@@ -3902,7 +3900,7 @@
     <w:qFormat/>
     <w:pPr>
       <w:keepLines/>
-      <w:spacing w:before="0" w:after="130" w:line="312" w:lineRule="exact"/>
+      <w:spacing w:before="13" w:after="130" w:line="312" w:lineRule="exact"/>
     </w:pPr>
     <w:rPr>
       <w:sz w:val="26"/>
